--- a/courses/mathematical-physics/scalar-propagators.docx
+++ b/courses/mathematical-physics/scalar-propagators.docx
@@ -619,7 +619,7 @@
       <m:oMath>
         <m:r>
           <m:rPr>
-            <m:sty m:val="b"/>
+            <m:sty m:val="bi"/>
           </m:rPr>
           <m:t>k</m:t>
         </m:r>
@@ -646,7 +646,7 @@
             <m:sub>
               <m:r>
                 <m:rPr>
-                  <m:sty m:val="b"/>
+                  <m:sty m:val="bi"/>
                 </m:rPr>
                 <m:t>k</m:t>
               </m:r>
@@ -796,7 +796,7 @@
         </m:r>
         <m:r>
           <m:rPr>
-            <m:sty m:val="b"/>
+            <m:sty m:val="bi"/>
           </m:rPr>
           <m:t>k</m:t>
         </m:r>
@@ -1148,7 +1148,7 @@
             <m:sub>
               <m:r>
                 <m:rPr>
-                  <m:sty m:val="b"/>
+                  <m:sty m:val="bi"/>
                 </m:rPr>
                 <m:t>k</m:t>
               </m:r>
@@ -1180,7 +1180,7 @@
                 <m:e>
                   <m:r>
                     <m:rPr>
-                      <m:sty m:val="b"/>
+                      <m:sty m:val="bi"/>
                     </m:rPr>
                     <m:t>k</m:t>
                   </m:r>
@@ -1245,7 +1245,7 @@
           </m:r>
           <m:r>
             <m:rPr>
-              <m:sty m:val="b"/>
+              <m:sty m:val="bi"/>
             </m:rPr>
             <m:t>k</m:t>
           </m:r>
@@ -1259,7 +1259,7 @@
             <m:e>
               <m:r>
                 <m:rPr>
-                  <m:sty m:val="b"/>
+                  <m:sty m:val="bi"/>
                 </m:rPr>
                 <m:t>k</m:t>
               </m:r>
@@ -1548,7 +1548,7 @@
                 <m:sub>
                   <m:r>
                     <m:rPr>
-                      <m:sty m:val="b"/>
+                      <m:sty m:val="bi"/>
                     </m:rPr>
                     <m:t>k</m:t>
                   </m:r>
@@ -1587,7 +1587,7 @@
                 <m:sub>
                   <m:r>
                     <m:rPr>
-                      <m:sty m:val="b"/>
+                      <m:sty m:val="bi"/>
                     </m:rPr>
                     <m:t>k</m:t>
                   </m:r>
@@ -1655,7 +1655,7 @@
                 <m:sub>
                   <m:r>
                     <m:rPr>
-                      <m:sty m:val="b"/>
+                      <m:sty m:val="bi"/>
                     </m:rPr>
                     <m:t>k</m:t>
                   </m:r>
@@ -1702,7 +1702,7 @@
                 <m:sub>
                   <m:r>
                     <m:rPr>
-                      <m:sty m:val="b"/>
+                      <m:sty m:val="bi"/>
                     </m:rPr>
                     <m:t>k</m:t>
                   </m:r>
@@ -1940,7 +1940,7 @@
           <m:sub>
             <m:r>
               <m:rPr>
-                <m:sty m:val="b"/>
+                <m:sty m:val="bi"/>
               </m:rPr>
               <m:t>k</m:t>
             </m:r>
@@ -1981,7 +1981,7 @@
           <m:sub>
             <m:r>
               <m:rPr>
-                <m:sty m:val="b"/>
+                <m:sty m:val="bi"/>
               </m:rPr>
               <m:t>k</m:t>
             </m:r>
@@ -2374,7 +2374,7 @@
                   </m:r>
                   <m:r>
                     <m:rPr>
-                      <m:sty m:val="b"/>
+                      <m:sty m:val="bi"/>
                     </m:rPr>
                     <m:t>k</m:t>
                   </m:r>
@@ -2392,7 +2392,7 @@
                   </m:r>
                   <m:r>
                     <m:rPr>
-                      <m:sty m:val="b"/>
+                      <m:sty m:val="bi"/>
                     </m:rPr>
                     <m:t>x</m:t>
                   </m:r>
@@ -2406,7 +2406,7 @@
                     <m:e>
                       <m:r>
                         <m:rPr>
-                          <m:sty m:val="b"/>
+                          <m:sty m:val="bi"/>
                         </m:rPr>
                         <m:t>x</m:t>
                       </m:r>
@@ -2508,7 +2508,7 @@
                   </m:r>
                   <m:r>
                     <m:rPr>
-                      <m:sty m:val="b"/>
+                      <m:sty m:val="bi"/>
                     </m:rPr>
                     <m:t>k</m:t>
                   </m:r>
@@ -2526,7 +2526,7 @@
                   </m:r>
                   <m:r>
                     <m:rPr>
-                      <m:sty m:val="b"/>
+                      <m:sty m:val="bi"/>
                     </m:rPr>
                     <m:t>x</m:t>
                   </m:r>
@@ -2540,7 +2540,7 @@
                     <m:e>
                       <m:r>
                         <m:rPr>
-                          <m:sty m:val="b"/>
+                          <m:sty m:val="bi"/>
                         </m:rPr>
                         <m:t>x</m:t>
                       </m:r>
@@ -2697,7 +2697,7 @@
         </m:r>
         <m:r>
           <m:rPr>
-            <m:sty m:val="b"/>
+            <m:sty m:val="bi"/>
           </m:rPr>
           <m:t>x</m:t>
         </m:r>
@@ -2709,7 +2709,7 @@
         </m:r>
         <m:r>
           <m:rPr>
-            <m:sty m:val="b"/>
+            <m:sty m:val="bi"/>
           </m:rPr>
           <m:t>x</m:t>
         </m:r>
@@ -2723,7 +2723,7 @@
           <m:e>
             <m:r>
               <m:rPr>
-                <m:sty m:val="b"/>
+                <m:sty m:val="bi"/>
               </m:rPr>
               <m:t>x</m:t>
             </m:r>
@@ -2744,7 +2744,7 @@
       <m:oMath>
         <m:r>
           <m:rPr>
-            <m:sty m:val="b"/>
+            <m:sty m:val="bi"/>
           </m:rPr>
           <m:t>k</m:t>
         </m:r>
@@ -2762,7 +2762,7 @@
         </m:r>
         <m:r>
           <m:rPr>
-            <m:sty m:val="b"/>
+            <m:sty m:val="bi"/>
           </m:rPr>
           <m:t>x</m:t>
         </m:r>
@@ -2789,7 +2789,7 @@
         </m:r>
         <m:r>
           <m:rPr>
-            <m:sty m:val="b"/>
+            <m:sty m:val="bi"/>
           </m:rPr>
           <m:t>x</m:t>
         </m:r>
@@ -2931,7 +2931,7 @@
               </m:r>
               <m:r>
                 <m:rPr>
-                  <m:sty m:val="b"/>
+                  <m:sty m:val="bi"/>
                 </m:rPr>
                 <m:t>x</m:t>
               </m:r>
@@ -2998,7 +2998,7 @@
               </m:r>
               <m:r>
                 <m:rPr>
-                  <m:sty m:val="b"/>
+                  <m:sty m:val="bi"/>
                 </m:rPr>
                 <m:t>x</m:t>
               </m:r>
@@ -3033,7 +3033,7 @@
               </m:r>
               <m:r>
                 <m:rPr>
-                  <m:sty m:val="b"/>
+                  <m:sty m:val="bi"/>
                 </m:rPr>
                 <m:t>x</m:t>
               </m:r>
@@ -3192,7 +3192,7 @@
               </m:r>
               <m:r>
                 <m:rPr>
-                  <m:sty m:val="b"/>
+                  <m:sty m:val="bi"/>
                 </m:rPr>
                 <m:t>x</m:t>
               </m:r>
@@ -3237,7 +3237,7 @@
               </m:r>
               <m:r>
                 <m:rPr>
-                  <m:sty m:val="b"/>
+                  <m:sty m:val="bi"/>
                 </m:rPr>
                 <m:t>x</m:t>
               </m:r>
@@ -3403,7 +3403,7 @@
               </m:r>
               <m:r>
                 <m:rPr>
-                  <m:sty m:val="b"/>
+                  <m:sty m:val="bi"/>
                 </m:rPr>
                 <m:t>x</m:t>
               </m:r>
@@ -3509,7 +3509,7 @@
           </m:r>
           <m:r>
             <m:rPr>
-              <m:sty m:val="b"/>
+              <m:sty m:val="bi"/>
             </m:rPr>
             <m:t>x</m:t>
           </m:r>
@@ -3623,7 +3623,7 @@
         </m:r>
         <m:r>
           <m:rPr>
-            <m:sty m:val="b"/>
+            <m:sty m:val="bi"/>
           </m:rPr>
           <m:t>x</m:t>
         </m:r>
@@ -3647,7 +3647,7 @@
         </m:r>
         <m:r>
           <m:rPr>
-            <m:sty m:val="b"/>
+            <m:sty m:val="bi"/>
           </m:rPr>
           <m:t>x</m:t>
         </m:r>
@@ -3661,7 +3661,7 @@
           <m:e>
             <m:r>
               <m:rPr>
-                <m:sty m:val="b"/>
+                <m:sty m:val="bi"/>
               </m:rPr>
               <m:t>x</m:t>
             </m:r>
@@ -3727,7 +3727,7 @@
           </m:r>
           <m:r>
             <m:rPr>
-              <m:sty m:val="b"/>
+              <m:sty m:val="bi"/>
             </m:rPr>
             <m:t>x</m:t>
           </m:r>
@@ -3781,7 +3781,7 @@
                   </m:r>
                   <m:r>
                     <m:rPr>
-                      <m:sty m:val="b"/>
+                      <m:sty m:val="bi"/>
                     </m:rPr>
                     <m:t>x</m:t>
                   </m:r>
@@ -3832,7 +3832,7 @@
                   </m:r>
                   <m:r>
                     <m:rPr>
-                      <m:sty m:val="b"/>
+                      <m:sty m:val="bi"/>
                     </m:rPr>
                     <m:t>x</m:t>
                   </m:r>
@@ -3963,7 +3963,7 @@
               </m:r>
               <m:r>
                 <m:rPr>
-                  <m:sty m:val="b"/>
+                  <m:sty m:val="bi"/>
                 </m:rPr>
                 <m:t>x</m:t>
               </m:r>
@@ -4100,7 +4100,7 @@
               </m:r>
               <m:r>
                 <m:rPr>
-                  <m:sty m:val="b"/>
+                  <m:sty m:val="bi"/>
                 </m:rPr>
                 <m:t>x</m:t>
               </m:r>
@@ -4349,7 +4349,7 @@
               </m:r>
               <m:r>
                 <m:rPr>
-                  <m:sty m:val="b"/>
+                  <m:sty m:val="bi"/>
                 </m:rPr>
                 <m:t>x</m:t>
               </m:r>
@@ -4416,7 +4416,7 @@
               </m:r>
               <m:r>
                 <m:rPr>
-                  <m:sty m:val="b"/>
+                  <m:sty m:val="bi"/>
                 </m:rPr>
                 <m:t>x</m:t>
               </m:r>
@@ -4485,7 +4485,7 @@
               </m:r>
               <m:r>
                 <m:rPr>
-                  <m:sty m:val="b"/>
+                  <m:sty m:val="bi"/>
                 </m:rPr>
                 <m:t>x</m:t>
               </m:r>
@@ -4656,7 +4656,7 @@
         </m:r>
         <m:r>
           <m:rPr>
-            <m:sty m:val="b"/>
+            <m:sty m:val="bi"/>
           </m:rPr>
           <m:t>x</m:t>
         </m:r>
@@ -4748,7 +4748,7 @@
                   </m:r>
                   <m:r>
                     <m:rPr>
-                      <m:sty m:val="b"/>
+                      <m:sty m:val="bi"/>
                     </m:rPr>
                     <m:t>x</m:t>
                   </m:r>
@@ -4762,7 +4762,7 @@
                     <m:e>
                       <m:r>
                         <m:rPr>
-                          <m:sty m:val="b"/>
+                          <m:sty m:val="bi"/>
                         </m:rPr>
                         <m:t>x</m:t>
                       </m:r>
@@ -4830,7 +4830,7 @@
                   </m:r>
                   <m:r>
                     <m:rPr>
-                      <m:sty m:val="b"/>
+                      <m:sty m:val="bi"/>
                     </m:rPr>
                     <m:t>x</m:t>
                   </m:r>
@@ -4984,7 +4984,7 @@
         </m:r>
         <m:r>
           <m:rPr>
-            <m:sty m:val="b"/>
+            <m:sty m:val="bi"/>
           </m:rPr>
           <m:t>x</m:t>
         </m:r>
@@ -5008,7 +5008,7 @@
         </m:r>
         <m:r>
           <m:rPr>
-            <m:sty m:val="b"/>
+            <m:sty m:val="bi"/>
           </m:rPr>
           <m:t>x</m:t>
         </m:r>
@@ -5022,7 +5022,7 @@
           <m:e>
             <m:r>
               <m:rPr>
-                <m:sty m:val="b"/>
+                <m:sty m:val="bi"/>
               </m:rPr>
               <m:t>x</m:t>
             </m:r>
@@ -5286,7 +5286,7 @@
               </m:r>
               <m:r>
                 <m:rPr>
-                  <m:sty m:val="b"/>
+                  <m:sty m:val="bi"/>
                 </m:rPr>
                 <m:t>x</m:t>
               </m:r>
@@ -5300,7 +5300,7 @@
                 <m:e>
                   <m:r>
                     <m:rPr>
-                      <m:sty m:val="b"/>
+                      <m:sty m:val="bi"/>
                     </m:rPr>
                     <m:t>x</m:t>
                   </m:r>
@@ -5380,7 +5380,7 @@
               </m:r>
               <m:r>
                 <m:rPr>
-                  <m:sty m:val="b"/>
+                  <m:sty m:val="bi"/>
                 </m:rPr>
                 <m:t>x</m:t>
               </m:r>
@@ -5394,7 +5394,7 @@
                 <m:e>
                   <m:r>
                     <m:rPr>
-                      <m:sty m:val="b"/>
+                      <m:sty m:val="bi"/>
                     </m:rPr>
                     <m:t>x</m:t>
                   </m:r>
@@ -5483,7 +5483,7 @@
           </m:r>
           <m:r>
             <m:rPr>
-              <m:sty m:val="b"/>
+              <m:sty m:val="bi"/>
             </m:rPr>
             <m:t>x</m:t>
           </m:r>
@@ -5497,7 +5497,7 @@
             <m:e>
               <m:r>
                 <m:rPr>
-                  <m:sty m:val="b"/>
+                  <m:sty m:val="bi"/>
                 </m:rPr>
                 <m:t>x</m:t>
               </m:r>
@@ -5532,7 +5532,7 @@
           <m:e>
             <m:r>
               <m:rPr>
-                <m:sty m:val="b"/>
+                <m:sty m:val="bi"/>
               </m:rPr>
               <m:t>x</m:t>
             </m:r>
@@ -5579,7 +5579,7 @@
       <m:oMath>
         <m:r>
           <m:rPr>
-            <m:sty m:val="b"/>
+            <m:sty m:val="bi"/>
           </m:rPr>
           <m:t>x</m:t>
         </m:r>
@@ -5824,7 +5824,7 @@
                 <m:e>
                   <m:r>
                     <m:rPr>
-                      <m:sty m:val="b"/>
+                      <m:sty m:val="bi"/>
                     </m:rPr>
                     <m:t>x</m:t>
                   </m:r>
@@ -5999,7 +5999,7 @@
           </m:r>
           <m:r>
             <m:rPr>
-              <m:sty m:val="b"/>
+              <m:sty m:val="bi"/>
             </m:rPr>
             <m:t>x</m:t>
           </m:r>
@@ -6013,7 +6013,7 @@
             <m:e>
               <m:r>
                 <m:rPr>
-                  <m:sty m:val="b"/>
+                  <m:sty m:val="bi"/>
                 </m:rPr>
                 <m:t>x</m:t>
               </m:r>
@@ -6380,7 +6380,7 @@
           </m:r>
           <m:r>
             <m:rPr>
-              <m:sty m:val="b"/>
+              <m:sty m:val="bi"/>
             </m:rPr>
             <m:t>y</m:t>
           </m:r>
@@ -6917,7 +6917,7 @@
                   </m:r>
                   <m:r>
                     <m:rPr>
-                      <m:sty m:val="b"/>
+                      <m:sty m:val="bi"/>
                     </m:rPr>
                     <m:t>x</m:t>
                   </m:r>
@@ -6954,7 +6954,7 @@
               </m:r>
               <m:r>
                 <m:rPr>
-                  <m:sty m:val="b"/>
+                  <m:sty m:val="bi"/>
                 </m:rPr>
                 <m:t>x</m:t>
               </m:r>
@@ -6966,7 +6966,7 @@
               </m:r>
               <m:r>
                 <m:rPr>
-                  <m:sty m:val="b"/>
+                  <m:sty m:val="bi"/>
                 </m:rPr>
                 <m:t>y</m:t>
               </m:r>
@@ -7110,7 +7110,7 @@
         </m:r>
         <m:r>
           <m:rPr>
-            <m:sty m:val="b"/>
+            <m:sty m:val="bi"/>
           </m:rPr>
           <m:t>x</m:t>
         </m:r>
@@ -7137,7 +7137,7 @@
         </m:r>
         <m:r>
           <m:rPr>
-            <m:sty m:val="b"/>
+            <m:sty m:val="bi"/>
           </m:rPr>
           <m:t>x</m:t>
         </m:r>
@@ -7149,7 +7149,7 @@
         </m:r>
         <m:r>
           <m:rPr>
-            <m:sty m:val="b"/>
+            <m:sty m:val="bi"/>
           </m:rPr>
           <m:t>y</m:t>
         </m:r>
@@ -7273,7 +7273,7 @@
           </m:r>
           <m:r>
             <m:rPr>
-              <m:sty m:val="b"/>
+              <m:sty m:val="bi"/>
             </m:rPr>
             <m:t>x</m:t>
           </m:r>
@@ -7285,7 +7285,7 @@
           </m:r>
           <m:r>
             <m:rPr>
-              <m:sty m:val="b"/>
+              <m:sty m:val="bi"/>
             </m:rPr>
             <m:t>y</m:t>
           </m:r>
@@ -7414,7 +7414,7 @@
               </m:r>
               <m:r>
                 <m:rPr>
-                  <m:sty m:val="b"/>
+                  <m:sty m:val="bi"/>
                 </m:rPr>
                 <m:t>x</m:t>
               </m:r>
@@ -7426,7 +7426,7 @@
               </m:r>
               <m:r>
                 <m:rPr>
-                  <m:sty m:val="b"/>
+                  <m:sty m:val="bi"/>
                 </m:rPr>
                 <m:t>y</m:t>
               </m:r>
@@ -7720,7 +7720,7 @@
             <m:e>
               <m:r>
                 <m:rPr>
-                  <m:sty m:val="b"/>
+                  <m:sty m:val="bi"/>
                 </m:rPr>
                 <m:t>y</m:t>
               </m:r>
@@ -7755,7 +7755,7 @@
           <m:e>
             <m:r>
               <m:rPr>
-                <m:sty m:val="b"/>
+                <m:sty m:val="bi"/>
               </m:rPr>
               <m:t>y</m:t>
             </m:r>
@@ -7836,7 +7836,7 @@
         </m:r>
         <m:r>
           <m:rPr>
-            <m:sty m:val="b"/>
+            <m:sty m:val="bi"/>
           </m:rPr>
           <m:t>x</m:t>
         </m:r>
@@ -7916,7 +7916,7 @@
           </m:r>
           <m:r>
             <m:rPr>
-              <m:sty m:val="b"/>
+              <m:sty m:val="bi"/>
             </m:rPr>
             <m:t>x</m:t>
           </m:r>
@@ -7930,7 +7930,7 @@
             <m:e>
               <m:r>
                 <m:rPr>
-                  <m:sty m:val="b"/>
+                  <m:sty m:val="bi"/>
                 </m:rPr>
                 <m:t>y</m:t>
               </m:r>
@@ -8016,7 +8016,7 @@
           </m:r>
           <m:r>
             <m:rPr>
-              <m:sty m:val="b"/>
+              <m:sty m:val="bi"/>
             </m:rPr>
             <m:t>x</m:t>
           </m:r>
@@ -8030,7 +8030,7 @@
             <m:e>
               <m:r>
                 <m:rPr>
-                  <m:sty m:val="b"/>
+                  <m:sty m:val="bi"/>
                 </m:rPr>
                 <m:t>y</m:t>
               </m:r>
@@ -8078,7 +8078,7 @@
           </m:r>
           <m:r>
             <m:rPr>
-              <m:sty m:val="b"/>
+              <m:sty m:val="bi"/>
             </m:rPr>
             <m:t>x</m:t>
           </m:r>
@@ -8130,7 +8130,7 @@
               </m:r>
               <m:r>
                 <m:rPr>
-                  <m:sty m:val="b"/>
+                  <m:sty m:val="bi"/>
                 </m:rPr>
                 <m:t>x</m:t>
               </m:r>
@@ -8144,7 +8144,7 @@
                 <m:e>
                   <m:r>
                     <m:rPr>
-                      <m:sty m:val="b"/>
+                      <m:sty m:val="bi"/>
                     </m:rPr>
                     <m:t>y</m:t>
                   </m:r>
@@ -10220,7 +10220,7 @@
           <m:sub>
             <m:r>
               <m:rPr>
-                <m:sty m:val="b"/>
+                <m:sty m:val="bi"/>
               </m:rPr>
               <m:t>k</m:t>
             </m:r>
@@ -10243,7 +10243,7 @@
         </m:r>
         <m:r>
           <m:rPr>
-            <m:sty m:val="b"/>
+            <m:sty m:val="bi"/>
           </m:rPr>
           <m:t>x</m:t>
         </m:r>
@@ -10268,7 +10268,7 @@
           <m:sub>
             <m:r>
               <m:rPr>
-                <m:sty m:val="b"/>
+                <m:sty m:val="bi"/>
               </m:rPr>
               <m:t>k</m:t>
             </m:r>
@@ -10301,7 +10301,7 @@
             </m:r>
             <m:r>
               <m:rPr>
-                <m:sty m:val="b"/>
+                <m:sty m:val="bi"/>
               </m:rPr>
               <m:t>k</m:t>
             </m:r>
@@ -10313,7 +10313,7 @@
             </m:r>
             <m:r>
               <m:rPr>
-                <m:sty m:val="b"/>
+                <m:sty m:val="bi"/>
               </m:rPr>
               <m:t>x</m:t>
             </m:r>
@@ -10336,7 +10336,7 @@
           <m:sub>
             <m:r>
               <m:rPr>
-                <m:sty m:val="b"/>
+                <m:sty m:val="bi"/>
               </m:rPr>
               <m:t>k</m:t>
             </m:r>
@@ -10651,7 +10651,7 @@
               </m:r>
               <m:r>
                 <m:rPr>
-                  <m:sty m:val="b"/>
+                  <m:sty m:val="bi"/>
                 </m:rPr>
                 <m:t>x</m:t>
               </m:r>
@@ -10665,7 +10665,7 @@
                 <m:e>
                   <m:r>
                     <m:rPr>
-                      <m:sty m:val="b"/>
+                      <m:sty m:val="bi"/>
                     </m:rPr>
                     <m:t>x</m:t>
                   </m:r>
@@ -10745,7 +10745,7 @@
               </m:r>
               <m:r>
                 <m:rPr>
-                  <m:sty m:val="b"/>
+                  <m:sty m:val="bi"/>
                 </m:rPr>
                 <m:t>x</m:t>
               </m:r>
@@ -10759,7 +10759,7 @@
                 <m:e>
                   <m:r>
                     <m:rPr>
-                      <m:sty m:val="b"/>
+                      <m:sty m:val="bi"/>
                     </m:rPr>
                     <m:t>x</m:t>
                   </m:r>
@@ -10999,7 +10999,7 @@
       <m:oMath>
         <m:r>
           <m:rPr>
-            <m:sty m:val="b"/>
+            <m:sty m:val="bi"/>
           </m:rPr>
           <m:t>v</m:t>
         </m:r>
@@ -11070,7 +11070,7 @@
         </m:r>
         <m:r>
           <m:rPr>
-            <m:sty m:val="b"/>
+            <m:sty m:val="bi"/>
           </m:rPr>
           <m:t>v</m:t>
         </m:r>
@@ -11266,7 +11266,7 @@
               </m:r>
               <m:r>
                 <m:rPr>
-                  <m:sty m:val="b"/>
+                  <m:sty m:val="bi"/>
                 </m:rPr>
                 <m:t>x</m:t>
               </m:r>
@@ -11280,7 +11280,7 @@
                 <m:e>
                   <m:r>
                     <m:rPr>
-                      <m:sty m:val="b"/>
+                      <m:sty m:val="bi"/>
                     </m:rPr>
                     <m:t>x</m:t>
                   </m:r>
@@ -11360,7 +11360,7 @@
               </m:r>
               <m:r>
                 <m:rPr>
-                  <m:sty m:val="b"/>
+                  <m:sty m:val="bi"/>
                 </m:rPr>
                 <m:t>x</m:t>
               </m:r>
@@ -11374,7 +11374,7 @@
                 <m:e>
                   <m:r>
                     <m:rPr>
-                      <m:sty m:val="b"/>
+                      <m:sty m:val="bi"/>
                     </m:rPr>
                     <m:t>x</m:t>
                   </m:r>
@@ -11666,7 +11666,7 @@
                   </m:r>
                   <m:r>
                     <m:rPr>
-                      <m:sty m:val="b"/>
+                      <m:sty m:val="bi"/>
                     </m:rPr>
                     <m:t>x</m:t>
                   </m:r>
@@ -11703,7 +11703,7 @@
               </m:r>
               <m:r>
                 <m:rPr>
-                  <m:sty m:val="b"/>
+                  <m:sty m:val="bi"/>
                 </m:rPr>
                 <m:t>x</m:t>
               </m:r>
@@ -11715,7 +11715,7 @@
               </m:r>
               <m:r>
                 <m:rPr>
-                  <m:sty m:val="b"/>
+                  <m:sty m:val="bi"/>
                 </m:rPr>
                 <m:t>y</m:t>
               </m:r>
@@ -11863,7 +11863,7 @@
           <m:e>
             <m:r>
               <m:rPr>
-                <m:sty m:val="b"/>
+                <m:sty m:val="bi"/>
               </m:rPr>
               <m:t>x</m:t>
             </m:r>
@@ -11898,7 +11898,7 @@
           <m:e>
             <m:r>
               <m:rPr>
-                <m:sty m:val="b"/>
+                <m:sty m:val="bi"/>
               </m:rPr>
               <m:t>x</m:t>
             </m:r>
@@ -11917,7 +11917,7 @@
         </m:r>
         <m:r>
           <m:rPr>
-            <m:sty m:val="b"/>
+            <m:sty m:val="bi"/>
           </m:rPr>
           <m:t>a</m:t>
         </m:r>
